--- a/public/templates/forms/A-086-CybersecurityTrainingPlan-FORM.docx
+++ b/public/templates/forms/A-086-CybersecurityTrainingPlan-FORM.docx
@@ -81,7 +81,7 @@
                 <w:sz w:val="24"/>
                 <w:szCs w:val="24"/>
               </w:rPr>
-              <w:t xml:space="preserve">{agencyName}</w:t>
+              <w:t xml:space="preserve">[Agency Name]</w:t>
             </w:r>
             <w:r>
               <w:rPr>
@@ -99,7 +99,7 @@
                 <w:sz w:val="24"/>
                 <w:szCs w:val="24"/>
               </w:rPr>
-              <w:t xml:space="preserve">{signingOfficialTitle}</w:t>
+              <w:t xml:space="preserve">[signing official / title]</w:t>
             </w:r>
             <w:r>
               <w:rPr>
@@ -130,7 +130,7 @@
                 <w:sz w:val="24"/>
                 <w:szCs w:val="24"/>
               </w:rPr>
-              <w:t xml:space="preserve">{version}    </w:t>
+              <w:t xml:space="preserve">[#]    </w:t>
             </w:r>
             <w:r>
               <w:rPr>
@@ -148,7 +148,7 @@
                 <w:sz w:val="24"/>
                 <w:szCs w:val="24"/>
               </w:rPr>
-              <w:t xml:space="preserve">{effectiveDate}    </w:t>
+              <w:t xml:space="preserve">[Date]    </w:t>
             </w:r>
             <w:r>
               <w:rPr>
@@ -166,7 +166,7 @@
                 <w:sz w:val="24"/>
                 <w:szCs w:val="24"/>
               </w:rPr>
-              <w:t xml:space="preserve">{effectiveDate}</w:t>
+              <w:t xml:space="preserve">[Date]</w:t>
             </w:r>
           </w:p>
           <w:p>
@@ -671,7 +671,7 @@
                 <w:sz w:val="24"/>
                 <w:szCs w:val="24"/>
               </w:rPr>
-              <w:t xml:space="preserve">{directorName}</w:t>
+              <w:t xml:space="preserve">[Director / Coordinator]</w:t>
             </w:r>
           </w:p>
         </w:tc>
@@ -1681,7 +1681,7 @@
           <w:sz w:val="24"/>
           <w:szCs w:val="24"/>
         </w:rPr>
-        <w:t xml:space="preserve">Completion is recorded for every assigned course in the Training Completion Records. The [training / security coordinator] tracks completion against the targets leadership sets, follows up on overdue training, and reports completion rates to the {directorName} at least [quarterly].</w:t>
+        <w:t xml:space="preserve">Completion is recorded for every assigned course in the Training Completion Records. The [training / security coordinator] tracks completion against the targets leadership sets, follows up on overdue training, and reports completion rates to the [Director / Coordinator] at least [quarterly].</w:t>
       </w:r>
     </w:p>
     <w:p>
@@ -2370,7 +2370,7 @@
                 <w:sz w:val="24"/>
                 <w:szCs w:val="24"/>
               </w:rPr>
-              <w:t xml:space="preserve">{approvingOfficialTitle}</w:t>
+              <w:t xml:space="preserve">[Approving official / title]</w:t>
             </w:r>
           </w:p>
         </w:tc>
@@ -2453,7 +2453,7 @@
                 <w:sz w:val="24"/>
                 <w:szCs w:val="24"/>
               </w:rPr>
-              <w:t xml:space="preserve">{ownerRole}</w:t>
+              <w:t xml:space="preserve">[Owner role]</w:t>
             </w:r>
           </w:p>
         </w:tc>
@@ -2697,7 +2697,7 @@
                 <w:sz w:val="24"/>
                 <w:szCs w:val="24"/>
               </w:rPr>
-              <w:t xml:space="preserve">{version}</w:t>
+              <w:t xml:space="preserve">[#]</w:t>
             </w:r>
           </w:p>
         </w:tc>
@@ -2724,7 +2724,7 @@
                 <w:sz w:val="24"/>
                 <w:szCs w:val="24"/>
               </w:rPr>
-              <w:t xml:space="preserve">{effectiveDate}</w:t>
+              <w:t xml:space="preserve">[Date]</w:t>
             </w:r>
           </w:p>
         </w:tc>
@@ -2751,7 +2751,7 @@
                 <w:sz w:val="24"/>
                 <w:szCs w:val="24"/>
               </w:rPr>
-              <w:t xml:space="preserve">{reviewerRole}</w:t>
+              <w:t xml:space="preserve">[Role]</w:t>
             </w:r>
           </w:p>
         </w:tc>
@@ -2778,7 +2778,7 @@
                 <w:sz w:val="24"/>
                 <w:szCs w:val="24"/>
               </w:rPr>
-              <w:t xml:space="preserve">{revisionNote}</w:t>
+              <w:t xml:space="preserve">[Initial issue]</w:t>
             </w:r>
           </w:p>
         </w:tc>

--- a/public/templates/forms/A-086-CybersecurityTrainingPlan-FORM.docx
+++ b/public/templates/forms/A-086-CybersecurityTrainingPlan-FORM.docx
@@ -34,6 +34,9 @@
         <w:gridCol w:w="9360"/>
       </w:tblGrid>
       <w:tr>
+        <w:trPr>
+          <w:cantSplit/>
+        </w:trPr>
         <w:tc>
           <w:tcPr>
             <w:tcW w:type="dxa" w:w="9360"/>
@@ -266,6 +269,9 @@
         <w:gridCol w:w="9360"/>
       </w:tblGrid>
       <w:tr>
+        <w:trPr>
+          <w:cantSplit/>
+        </w:trPr>
         <w:tc>
           <w:tcPr>
             <w:tcW w:type="dxa" w:w="9360"/>
@@ -404,17 +410,9 @@
     </w:tbl>
     <w:p>
       <w:pPr>
-        <w:spacing w:before="220" w:after="100"/>
-      </w:pPr>
-      <w:r>
-        <w:rPr>
-          <w:rFonts w:ascii="Aptos" w:cs="Aptos" w:eastAsia="Aptos" w:hAnsi="Aptos"/>
-          <w:b/>
-          <w:bCs/>
-          <w:color w:val="1B3A5C"/>
-          <w:sz w:val="26"/>
-          <w:szCs w:val="26"/>
-        </w:rPr>
+        <w:pStyle w:val="Heading2"/>
+      </w:pPr>
+      <w:r>
         <w:t xml:space="preserve">1. Purpose &amp; Scope</w:t>
       </w:r>
     </w:p>
@@ -482,17 +480,9 @@
     </w:p>
     <w:p>
       <w:pPr>
-        <w:spacing w:before="220" w:after="100"/>
-      </w:pPr>
-      <w:r>
-        <w:rPr>
-          <w:rFonts w:ascii="Aptos" w:cs="Aptos" w:eastAsia="Aptos" w:hAnsi="Aptos"/>
-          <w:b/>
-          <w:bCs/>
-          <w:color w:val="1B3A5C"/>
-          <w:sz w:val="26"/>
-          <w:szCs w:val="26"/>
-        </w:rPr>
+        <w:pStyle w:val="Heading2"/>
+      </w:pPr>
+      <w:r>
         <w:t xml:space="preserve">2. Definitions</w:t>
       </w:r>
     </w:p>
@@ -537,17 +527,9 @@
     </w:p>
     <w:p>
       <w:pPr>
-        <w:spacing w:before="220" w:after="100"/>
-      </w:pPr>
-      <w:r>
-        <w:rPr>
-          <w:rFonts w:ascii="Aptos" w:cs="Aptos" w:eastAsia="Aptos" w:hAnsi="Aptos"/>
-          <w:b/>
-          <w:bCs/>
-          <w:color w:val="1B3A5C"/>
-          <w:sz w:val="26"/>
-          <w:szCs w:val="26"/>
-        </w:rPr>
+        <w:pStyle w:val="Heading2"/>
+      </w:pPr>
+      <w:r>
         <w:t xml:space="preserve">3. Roles &amp; Responsibilities</w:t>
       </w:r>
     </w:p>
@@ -584,6 +566,9 @@
         <w:gridCol w:w="6360"/>
       </w:tblGrid>
       <w:tr>
+        <w:trPr>
+          <w:cantSplit/>
+        </w:trPr>
         <w:tc>
           <w:tcPr>
             <w:tcW w:type="dxa" w:w="3000"/>
@@ -648,6 +633,9 @@
         </w:tc>
       </w:tr>
       <w:tr>
+        <w:trPr>
+          <w:cantSplit/>
+        </w:trPr>
         <w:tc>
           <w:tcPr>
             <w:tcW w:type="dxa" w:w="3000"/>
@@ -704,6 +692,9 @@
         </w:tc>
       </w:tr>
       <w:tr>
+        <w:trPr>
+          <w:cantSplit/>
+        </w:trPr>
         <w:tc>
           <w:tcPr>
             <w:tcW w:type="dxa" w:w="3000"/>
@@ -760,6 +751,9 @@
         </w:tc>
       </w:tr>
       <w:tr>
+        <w:trPr>
+          <w:cantSplit/>
+        </w:trPr>
         <w:tc>
           <w:tcPr>
             <w:tcW w:type="dxa" w:w="3000"/>
@@ -816,6 +810,9 @@
         </w:tc>
       </w:tr>
       <w:tr>
+        <w:trPr>
+          <w:cantSplit/>
+        </w:trPr>
         <w:tc>
           <w:tcPr>
             <w:tcW w:type="dxa" w:w="3000"/>
@@ -872,6 +869,9 @@
         </w:tc>
       </w:tr>
       <w:tr>
+        <w:trPr>
+          <w:cantSplit/>
+        </w:trPr>
         <w:tc>
           <w:tcPr>
             <w:tcW w:type="dxa" w:w="3000"/>
@@ -930,17 +930,9 @@
     </w:tbl>
     <w:p>
       <w:pPr>
-        <w:spacing w:before="220" w:after="100"/>
-      </w:pPr>
-      <w:r>
-        <w:rPr>
-          <w:rFonts w:ascii="Aptos" w:cs="Aptos" w:eastAsia="Aptos" w:hAnsi="Aptos"/>
-          <w:b/>
-          <w:bCs/>
-          <w:color w:val="1B3A5C"/>
-          <w:sz w:val="26"/>
-          <w:szCs w:val="26"/>
-        </w:rPr>
+        <w:pStyle w:val="Heading2"/>
+      </w:pPr>
+      <w:r>
         <w:t xml:space="preserve">4. Audience and Role-Based Assignment</w:t>
       </w:r>
     </w:p>
@@ -978,6 +970,9 @@
         <w:gridCol w:w="2600"/>
       </w:tblGrid>
       <w:tr>
+        <w:trPr>
+          <w:cantSplit/>
+        </w:trPr>
         <w:tc>
           <w:tcPr>
             <w:tcW w:type="dxa" w:w="2400"/>
@@ -1073,6 +1068,9 @@
         </w:tc>
       </w:tr>
       <w:tr>
+        <w:trPr>
+          <w:cantSplit/>
+        </w:trPr>
         <w:tc>
           <w:tcPr>
             <w:tcW w:type="dxa" w:w="2400"/>
@@ -1156,6 +1154,9 @@
         </w:tc>
       </w:tr>
       <w:tr>
+        <w:trPr>
+          <w:cantSplit/>
+        </w:trPr>
         <w:tc>
           <w:tcPr>
             <w:tcW w:type="dxa" w:w="2400"/>
@@ -1239,6 +1240,9 @@
         </w:tc>
       </w:tr>
       <w:tr>
+        <w:trPr>
+          <w:cantSplit/>
+        </w:trPr>
         <w:tc>
           <w:tcPr>
             <w:tcW w:type="dxa" w:w="2400"/>
@@ -1322,6 +1326,9 @@
         </w:tc>
       </w:tr>
       <w:tr>
+        <w:trPr>
+          <w:cantSplit/>
+        </w:trPr>
         <w:tc>
           <w:tcPr>
             <w:tcW w:type="dxa" w:w="2400"/>
@@ -1405,6 +1412,9 @@
         </w:tc>
       </w:tr>
       <w:tr>
+        <w:trPr>
+          <w:cantSplit/>
+        </w:trPr>
         <w:tc>
           <w:tcPr>
             <w:tcW w:type="dxa" w:w="2400"/>
@@ -1488,6 +1498,9 @@
         </w:tc>
       </w:tr>
       <w:tr>
+        <w:trPr>
+          <w:cantSplit/>
+        </w:trPr>
         <w:tc>
           <w:tcPr>
             <w:tcW w:type="dxa" w:w="2400"/>
@@ -1573,17 +1586,9 @@
     </w:tbl>
     <w:p>
       <w:pPr>
-        <w:spacing w:before="220" w:after="100"/>
-      </w:pPr>
-      <w:r>
-        <w:rPr>
-          <w:rFonts w:ascii="Aptos" w:cs="Aptos" w:eastAsia="Aptos" w:hAnsi="Aptos"/>
-          <w:b/>
-          <w:bCs/>
-          <w:color w:val="1B3A5C"/>
-          <w:sz w:val="26"/>
-          <w:szCs w:val="26"/>
-        </w:rPr>
+        <w:pStyle w:val="Heading2"/>
+      </w:pPr>
+      <w:r>
         <w:t xml:space="preserve">5. Curriculum and Delivery</w:t>
       </w:r>
     </w:p>
@@ -1641,17 +1646,9 @@
     </w:p>
     <w:p>
       <w:pPr>
-        <w:spacing w:before="220" w:after="100"/>
-      </w:pPr>
-      <w:r>
-        <w:rPr>
-          <w:rFonts w:ascii="Aptos" w:cs="Aptos" w:eastAsia="Aptos" w:hAnsi="Aptos"/>
-          <w:b/>
-          <w:bCs/>
-          <w:color w:val="1B3A5C"/>
-          <w:sz w:val="26"/>
-          <w:szCs w:val="26"/>
-        </w:rPr>
+        <w:pStyle w:val="Heading2"/>
+      </w:pPr>
+      <w:r>
         <w:t xml:space="preserve">6. Completion Tracking and Reporting</w:t>
       </w:r>
     </w:p>
@@ -1709,17 +1706,9 @@
     </w:p>
     <w:p>
       <w:pPr>
-        <w:spacing w:before="220" w:after="100"/>
-      </w:pPr>
-      <w:r>
-        <w:rPr>
-          <w:rFonts w:ascii="Aptos" w:cs="Aptos" w:eastAsia="Aptos" w:hAnsi="Aptos"/>
-          <w:b/>
-          <w:bCs/>
-          <w:color w:val="1B3A5C"/>
-          <w:sz w:val="26"/>
-          <w:szCs w:val="26"/>
-        </w:rPr>
+        <w:pStyle w:val="Heading2"/>
+      </w:pPr>
+      <w:r>
         <w:t xml:space="preserve">7. Review and Refresh</w:t>
       </w:r>
     </w:p>
@@ -1754,17 +1743,9 @@
     </w:p>
     <w:p>
       <w:pPr>
-        <w:spacing w:before="220" w:after="100"/>
-      </w:pPr>
-      <w:r>
-        <w:rPr>
-          <w:rFonts w:ascii="Aptos" w:cs="Aptos" w:eastAsia="Aptos" w:hAnsi="Aptos"/>
-          <w:b/>
-          <w:bCs/>
-          <w:color w:val="1B3A5C"/>
-          <w:sz w:val="26"/>
-          <w:szCs w:val="26"/>
-        </w:rPr>
+        <w:pStyle w:val="Heading2"/>
+      </w:pPr>
+      <w:r>
         <w:t xml:space="preserve">Profile Scaling Notes</w:t>
       </w:r>
     </w:p>
@@ -1801,6 +1782,9 @@
         <w:gridCol w:w="6360"/>
       </w:tblGrid>
       <w:tr>
+        <w:trPr>
+          <w:cantSplit/>
+        </w:trPr>
         <w:tc>
           <w:tcPr>
             <w:tcW w:type="dxa" w:w="3000"/>
@@ -1865,6 +1849,9 @@
         </w:tc>
       </w:tr>
       <w:tr>
+        <w:trPr>
+          <w:cantSplit/>
+        </w:trPr>
         <w:tc>
           <w:tcPr>
             <w:tcW w:type="dxa" w:w="3000"/>
@@ -1921,6 +1908,9 @@
         </w:tc>
       </w:tr>
       <w:tr>
+        <w:trPr>
+          <w:cantSplit/>
+        </w:trPr>
         <w:tc>
           <w:tcPr>
             <w:tcW w:type="dxa" w:w="3000"/>
@@ -1977,6 +1967,9 @@
         </w:tc>
       </w:tr>
       <w:tr>
+        <w:trPr>
+          <w:cantSplit/>
+        </w:trPr>
         <w:tc>
           <w:tcPr>
             <w:tcW w:type="dxa" w:w="3000"/>
@@ -2035,17 +2028,9 @@
     </w:tbl>
     <w:p>
       <w:pPr>
-        <w:spacing w:before="220" w:after="100"/>
-      </w:pPr>
-      <w:r>
-        <w:rPr>
-          <w:rFonts w:ascii="Aptos" w:cs="Aptos" w:eastAsia="Aptos" w:hAnsi="Aptos"/>
-          <w:b/>
-          <w:bCs/>
-          <w:color w:val="1B3A5C"/>
-          <w:sz w:val="26"/>
-          <w:szCs w:val="26"/>
-        </w:rPr>
+        <w:pStyle w:val="Heading2"/>
+      </w:pPr>
+      <w:r>
         <w:t xml:space="preserve">CJIS / Indiana Overlay Note</w:t>
       </w:r>
     </w:p>
@@ -2099,6 +2084,9 @@
         <w:gridCol w:w="9360"/>
       </w:tblGrid>
       <w:tr>
+        <w:trPr>
+          <w:cantSplit/>
+        </w:trPr>
         <w:tc>
           <w:tcPr>
             <w:tcW w:type="dxa" w:w="9360"/>
@@ -2188,17 +2176,9 @@
     </w:tbl>
     <w:p>
       <w:pPr>
-        <w:spacing w:before="220" w:after="100"/>
-      </w:pPr>
-      <w:r>
-        <w:rPr>
-          <w:rFonts w:ascii="Aptos" w:cs="Aptos" w:eastAsia="Aptos" w:hAnsi="Aptos"/>
-          <w:b/>
-          <w:bCs/>
-          <w:color w:val="1B3A5C"/>
-          <w:sz w:val="26"/>
-          <w:szCs w:val="26"/>
-        </w:rPr>
+        <w:pStyle w:val="Heading2"/>
+      </w:pPr>
+      <w:r>
         <w:t xml:space="preserve">Approval Signatures</w:t>
       </w:r>
     </w:p>
@@ -2221,6 +2201,9 @@
         <w:gridCol w:w="2120"/>
       </w:tblGrid>
       <w:tr>
+        <w:trPr>
+          <w:cantSplit/>
+        </w:trPr>
         <w:tc>
           <w:tcPr>
             <w:tcW w:type="dxa" w:w="3000"/>
@@ -2347,6 +2330,9 @@
         </w:tc>
       </w:tr>
       <w:tr>
+        <w:trPr>
+          <w:cantSplit/>
+        </w:trPr>
         <w:tc>
           <w:tcPr>
             <w:tcW w:type="dxa" w:w="3000"/>
@@ -2430,6 +2416,9 @@
         </w:tc>
       </w:tr>
       <w:tr>
+        <w:trPr>
+          <w:cantSplit/>
+        </w:trPr>
         <w:tc>
           <w:tcPr>
             <w:tcW w:type="dxa" w:w="3000"/>
@@ -2515,17 +2504,9 @@
     </w:tbl>
     <w:p>
       <w:pPr>
-        <w:spacing w:before="220" w:after="100"/>
-      </w:pPr>
-      <w:r>
-        <w:rPr>
-          <w:rFonts w:ascii="Aptos" w:cs="Aptos" w:eastAsia="Aptos" w:hAnsi="Aptos"/>
-          <w:b/>
-          <w:bCs/>
-          <w:color w:val="1B3A5C"/>
-          <w:sz w:val="26"/>
-          <w:szCs w:val="26"/>
-        </w:rPr>
+        <w:pStyle w:val="Heading2"/>
+      </w:pPr>
+      <w:r>
         <w:t xml:space="preserve">Revision History</w:t>
       </w:r>
     </w:p>
@@ -2548,6 +2529,9 @@
         <w:gridCol w:w="4360"/>
       </w:tblGrid>
       <w:tr>
+        <w:trPr>
+          <w:cantSplit/>
+        </w:trPr>
         <w:tc>
           <w:tcPr>
             <w:tcW w:type="dxa" w:w="1400"/>
@@ -2674,6 +2658,9 @@
         </w:tc>
       </w:tr>
       <w:tr>
+        <w:trPr>
+          <w:cantSplit/>
+        </w:trPr>
         <w:tc>
           <w:tcPr>
             <w:tcW w:type="dxa" w:w="1400"/>
@@ -2805,6 +2792,9 @@
         <w:gridCol w:w="9360"/>
       </w:tblGrid>
       <w:tr>
+        <w:trPr>
+          <w:cantSplit/>
+        </w:trPr>
         <w:tc>
           <w:tcPr>
             <w:tcW w:type="dxa" w:w="9360"/>
@@ -2856,6 +2846,7 @@
         </w:tc>
       </w:tr>
     </w:tbl>
+    <w:p/>
     <w:sectPr>
       <w:headerReference w:type="default" r:id="rId7"/>
       <w:footerReference w:type="default" r:id="rId8"/>
@@ -2866,10 +2857,6 @@
     </w:sectPr>
   </w:body>
 </w:document>
-</file>
-
-<file path=word/comments.xml><?xml version="1.0" encoding="utf-8"?>
-<w:comments xmlns:cx="http://schemas.microsoft.com/office/drawing/2014/chartex" xmlns:cx1="http://schemas.microsoft.com/office/drawing/2015/9/8/chartex" xmlns:cx2="http://schemas.microsoft.com/office/drawing/2015/10/21/chartex" xmlns:cx3="http://schemas.microsoft.com/office/drawing/2016/5/9/chartex" xmlns:cx4="http://schemas.microsoft.com/office/drawing/2016/5/10/chartex" xmlns:cx5="http://schemas.microsoft.com/office/drawing/2016/5/11/chartex" xmlns:cx6="http://schemas.microsoft.com/office/drawing/2016/5/12/chartex" xmlns:cx7="http://schemas.microsoft.com/office/drawing/2016/5/13/chartex" xmlns:cx8="http://schemas.microsoft.com/office/drawing/2016/5/14/chartex" xmlns:mc="http://schemas.openxmlformats.org/markup-compatibility/2006" xmlns:aink="http://schemas.microsoft.com/office/drawing/2016/ink" xmlns:am3d="http://schemas.microsoft.com/office/drawing/2017/model3d" xmlns:o="urn:schemas-microsoft-com:office:office" xmlns:r="http://schemas.openxmlformats.org/officeDocument/2006/relationships" xmlns:m="http://schemas.openxmlformats.org/officeDocument/2006/math" xmlns:v="urn:schemas-microsoft-com:vml" xmlns:wp14="http://schemas.microsoft.com/office/word/2010/wordprocessingDrawing" xmlns:wp="http://schemas.openxmlformats.org/drawingml/2006/wordprocessingDrawing" xmlns:w10="urn:schemas-microsoft-com:office:word" xmlns:w="http://schemas.openxmlformats.org/wordprocessingml/2006/main" xmlns:w14="http://schemas.microsoft.com/office/word/2010/wordml" xmlns:w15="http://schemas.microsoft.com/office/word/2012/wordml" xmlns:w16cex="http://schemas.microsoft.com/office/word/2018/wordml/cex" xmlns:w16cid="http://schemas.microsoft.com/office/word/2016/wordml/cid" xmlns:w16="http://schemas.microsoft.com/office/word/2018/wordml" xmlns:w16sdtdh="http://schemas.microsoft.com/office/word/2020/wordml/sdtdatahash" xmlns:w16se="http://schemas.microsoft.com/office/word/2015/wordml/symex" xmlns:wpg="http://schemas.microsoft.com/office/word/2010/wordprocessingGroup" xmlns:wpi="http://schemas.microsoft.com/office/word/2010/wordprocessingInk" xmlns:wne="http://schemas.microsoft.com/office/word/2006/wordml" xmlns:wps="http://schemas.microsoft.com/office/word/2010/wordprocessingShape"/>
 </file>
 
 <file path=word/endnotes.xml><?xml version="1.0" encoding="utf-8"?>
@@ -3281,37 +3268,24 @@
       <w:szCs w:val="56"/>
     </w:rPr>
   </w:style>
-  <w:style w:type="paragraph" w:styleId="Heading1">
-    <w:name w:val="Heading 1"/>
-    <w:basedOn w:val="Normal"/>
-    <w:next w:val="Normal"/>
-    <w:qFormat/>
-    <w:rPr>
-      <w:color w:val="2E74B5"/>
-      <w:sz w:val="32"/>
-      <w:szCs w:val="32"/>
-    </w:rPr>
-  </w:style>
-  <w:style w:type="paragraph" w:styleId="Heading2">
-    <w:name w:val="Heading 2"/>
-    <w:basedOn w:val="Normal"/>
-    <w:next w:val="Normal"/>
-    <w:qFormat/>
-    <w:rPr>
-      <w:color w:val="2E74B5"/>
-      <w:sz w:val="26"/>
-      <w:szCs w:val="26"/>
-    </w:rPr>
-  </w:style>
   <w:style w:type="paragraph" w:styleId="Heading3">
     <w:name w:val="Heading 3"/>
     <w:basedOn w:val="Normal"/>
     <w:next w:val="Normal"/>
     <w:qFormat/>
+    <w:pPr>
+      <w:keepNext/>
+      <w:keepLines/>
+      <w:spacing w:after="100" w:before="220"/>
+      <w:outlineLvl w:val="2"/>
+    </w:pPr>
     <w:rPr>
-      <w:color w:val="1F4D78"/>
-      <w:sz w:val="24"/>
-      <w:szCs w:val="24"/>
+      <w:rFonts w:ascii="Aptos" w:cs="Aptos" w:eastAsia="Aptos" w:hAnsi="Aptos"/>
+      <w:b/>
+      <w:bCs/>
+      <w:color w:val="1B3A5C"/>
+      <w:sz w:val="26"/>
+      <w:szCs w:val="26"/>
     </w:rPr>
   </w:style>
   <w:style w:type="paragraph" w:styleId="Heading4">
@@ -3319,10 +3293,19 @@
     <w:basedOn w:val="Normal"/>
     <w:next w:val="Normal"/>
     <w:qFormat/>
+    <w:pPr>
+      <w:keepNext/>
+      <w:keepLines/>
+      <w:spacing w:after="100" w:before="220"/>
+      <w:outlineLvl w:val="3"/>
+    </w:pPr>
     <w:rPr>
-      <w:i/>
-      <w:iCs/>
-      <w:color w:val="2E74B5"/>
+      <w:rFonts w:ascii="Aptos" w:cs="Aptos" w:eastAsia="Aptos" w:hAnsi="Aptos"/>
+      <w:b/>
+      <w:bCs/>
+      <w:color w:val="1B3A5C"/>
+      <w:sz w:val="24"/>
+      <w:szCs w:val="24"/>
     </w:rPr>
   </w:style>
   <w:style w:type="paragraph" w:styleId="Heading5">
@@ -3330,8 +3313,19 @@
     <w:basedOn w:val="Normal"/>
     <w:next w:val="Normal"/>
     <w:qFormat/>
+    <w:pPr>
+      <w:keepNext/>
+      <w:keepLines/>
+      <w:spacing w:after="100" w:before="220"/>
+      <w:outlineLvl w:val="4"/>
+    </w:pPr>
     <w:rPr>
-      <w:color w:val="2E74B5"/>
+      <w:rFonts w:ascii="Aptos" w:cs="Aptos" w:eastAsia="Aptos" w:hAnsi="Aptos"/>
+      <w:b/>
+      <w:bCs/>
+      <w:color w:val="1B3A5C"/>
+      <w:sz w:val="24"/>
+      <w:szCs w:val="24"/>
     </w:rPr>
   </w:style>
   <w:style w:type="paragraph" w:styleId="Heading6">
@@ -3339,8 +3333,19 @@
     <w:basedOn w:val="Normal"/>
     <w:next w:val="Normal"/>
     <w:qFormat/>
+    <w:pPr>
+      <w:keepNext/>
+      <w:keepLines/>
+      <w:spacing w:after="100" w:before="220"/>
+      <w:outlineLvl w:val="5"/>
+    </w:pPr>
     <w:rPr>
-      <w:color w:val="1F4D78"/>
+      <w:rFonts w:ascii="Aptos" w:cs="Aptos" w:eastAsia="Aptos" w:hAnsi="Aptos"/>
+      <w:b/>
+      <w:bCs/>
+      <w:color w:val="1B3A5C"/>
+      <w:sz w:val="24"/>
+      <w:szCs w:val="24"/>
     </w:rPr>
   </w:style>
   <w:style w:type="paragraph" w:styleId="Strong">
@@ -3448,6 +3453,8 @@
     <w:next w:val="Normal"/>
     <w:qFormat/>
     <w:pPr>
+      <w:keepNext/>
+      <w:keepLines/>
       <w:spacing w:after="160" w:before="240"/>
       <w:outlineLvl w:val="0"/>
     </w:pPr>
@@ -3466,6 +3473,8 @@
     <w:next w:val="Normal"/>
     <w:qFormat/>
     <w:pPr>
+      <w:keepNext/>
+      <w:keepLines/>
       <w:spacing w:after="100" w:before="220"/>
       <w:outlineLvl w:val="1"/>
     </w:pPr>
